--- a/www/content/abdomen-pelvis/Liver - Functional anatomy.docx
+++ b/www/content/abdomen-pelvis/Liver - Functional anatomy.docx
@@ -61,7 +61,13 @@
     </w:p>
     <w:p>
       <w:r>
-        <w:t>Largest organ in skin</w:t>
+        <w:t>Largest organ i</w:t>
+      </w:r>
+      <w:r>
+        <w:t>s the</w:t>
+      </w:r>
+      <w:r>
+        <w:t xml:space="preserve"> skin</w:t>
       </w:r>
     </w:p>
     <w:p>
@@ -74,15 +80,24 @@
     </w:p>
     <w:p>
       <w:r>
-        <w:t>Located just below the diaphragm</w:t>
-      </w:r>
-    </w:p>
-    <w:p>
-      <w:r>
-        <w:t>Moves with respiration</w:t>
-      </w:r>
-    </w:p>
-    <w:p>
+        <w:t>Liver is l</w:t>
+      </w:r>
+      <w:r>
+        <w:t>ocated just below the diaphragm</w:t>
+      </w:r>
+    </w:p>
+    <w:p>
+      <w:r>
+        <w:t>It m</w:t>
+      </w:r>
+      <w:r>
+        <w:t>oves with respiration</w:t>
+      </w:r>
+    </w:p>
+    <w:p>
+      <w:r>
+        <w:t>[TIP]</w:t>
+      </w:r>
       <w:r>
         <w:t>All structures related (connected) to diaphragm moves with respiration</w:t>
       </w:r>
@@ -99,6 +114,9 @@
       <w:r>
         <w:t>Anatomical lobes</w:t>
       </w:r>
+      <w:r>
+        <w:t xml:space="preserve"> of liver</w:t>
+      </w:r>
     </w:p>
     <w:p>
       <w:r>
@@ -131,6 +149,20 @@
       </w:r>
     </w:p>
     <w:p>
+      <w:r>
+        <w:t>[HTML]</w:t>
+      </w:r>
+      <w:r>
+        <w:t xml:space="preserve"> </w:t>
+      </w:r>
+      <w:r>
+        <w:t>lobesofliver.html</w:t>
+      </w:r>
+      <w:r>
+        <w:t>[/HTML]</w:t>
+      </w:r>
+    </w:p>
+    <w:p>
       <w:pPr>
         <w:pStyle w:val="Heading2"/>
       </w:pPr>
@@ -140,7 +172,15 @@
     </w:p>
     <w:p>
       <w:r>
-        <w:t>Cystocaval line - Cantlie line</w:t>
+        <w:t>[TIP]</w:t>
+      </w:r>
+      <w:proofErr w:type="spellStart"/>
+      <w:r>
+        <w:t>Cystocaval</w:t>
+      </w:r>
+      <w:proofErr w:type="spellEnd"/>
+      <w:r>
+        <w:t xml:space="preserve"> line - Cantlie line</w:t>
       </w:r>
     </w:p>
     <w:p>
@@ -217,7 +257,13 @@
         <w:t>Middle hepatic vein</w:t>
       </w:r>
       <w:r>
-        <w:t xml:space="preserve"> separates rigth lobe and left lobe functionally</w:t>
+        <w:t xml:space="preserve"> separates </w:t>
+      </w:r>
+      <w:r>
+        <w:t>right</w:t>
+      </w:r>
+      <w:r>
+        <w:t xml:space="preserve"> lobe and left lobe functionally</w:t>
       </w:r>
     </w:p>
     <w:p>
@@ -269,7 +315,27 @@
         </w:numPr>
       </w:pPr>
       <w:r>
-        <w:t>Inderiorly related to stomach</w:t>
+        <w:t>In</w:t>
+      </w:r>
+      <w:r>
+        <w:t>f</w:t>
+      </w:r>
+      <w:r>
+        <w:t>eriorly related to stomach</w:t>
+      </w:r>
+    </w:p>
+    <w:p>
+      <w:r>
+        <w:t>[HTML]</w:t>
+      </w:r>
+      <w:r>
+        <w:t xml:space="preserve"> </w:t>
+      </w:r>
+      <w:r>
+        <w:t>lobesofliver2.html</w:t>
+      </w:r>
+      <w:r>
+        <w:t>[/HTML]</w:t>
       </w:r>
     </w:p>
     <w:p>
@@ -331,12 +397,24 @@
     </w:p>
     <w:p>
       <w:r>
-        <w:rPr>
-          <w:b/>
-          <w:bCs/>
-        </w:rPr>
-        <w:t>Quadrate lobe is Couinaud segment IVb</w:t>
-      </w:r>
+        <w:t>[CLINICAL]</w:t>
+      </w:r>
+      <w:r>
+        <w:t xml:space="preserve">Quadrate lobe is </w:t>
+      </w:r>
+      <w:proofErr w:type="spellStart"/>
+      <w:r>
+        <w:t>Couinaud</w:t>
+      </w:r>
+      <w:proofErr w:type="spellEnd"/>
+      <w:r>
+        <w:t xml:space="preserve"> segment </w:t>
+      </w:r>
+      <w:proofErr w:type="spellStart"/>
+      <w:r>
+        <w:t>IVb</w:t>
+      </w:r>
+      <w:proofErr w:type="spellEnd"/>
     </w:p>
     <w:p>
       <w:pPr>
@@ -353,7 +431,13 @@
     </w:p>
     <w:p>
       <w:r>
-        <w:t>Location- Posterio-superior aspect of right lobe of liver</w:t>
+        <w:t>Location- Poster</w:t>
+      </w:r>
+      <w:r>
+        <w:t>ior</w:t>
+      </w:r>
+      <w:r>
+        <w:t>-superior aspect of right lobe of liver</w:t>
       </w:r>
     </w:p>
     <w:p>
@@ -391,21 +475,43 @@
         </w:numPr>
       </w:pPr>
       <w:r>
+        <w:lastRenderedPageBreak/>
         <w:t>Left - ligamentum venosum</w:t>
       </w:r>
     </w:p>
     <w:p>
       <w:r>
+        <w:t>[TIP]</w:t>
+      </w:r>
+      <w:r>
         <w:t>Blood from caudate lobe drains directly into the inferior vena cava</w:t>
       </w:r>
     </w:p>
     <w:p>
+      <w:r>
+        <w:t>[HTML]</w:t>
+      </w:r>
+      <w:r>
+        <w:t xml:space="preserve"> </w:t>
+      </w:r>
+      <w:r>
+        <w:t>Couinaudslobes.html</w:t>
+      </w:r>
+      <w:r>
+        <w:t>[/HTML]</w:t>
+      </w:r>
+    </w:p>
+    <w:p>
       <w:pPr>
         <w:pStyle w:val="Heading2"/>
       </w:pPr>
-      <w:r>
-        <w:lastRenderedPageBreak/>
-        <w:t>Couinaud's classification</w:t>
+      <w:proofErr w:type="spellStart"/>
+      <w:r>
+        <w:t>Couinaud's</w:t>
+      </w:r>
+      <w:proofErr w:type="spellEnd"/>
+      <w:r>
+        <w:t xml:space="preserve"> classification</w:t>
       </w:r>
     </w:p>
     <w:p>
@@ -415,12 +521,39 @@
     </w:p>
     <w:p>
       <w:r>
-        <w:t>Each Couinaud's segment has its own branch of portal vein, hepatic artery and bile duct in the center. </w:t>
-      </w:r>
-    </w:p>
-    <w:p>
-      <w:r>
-        <w:t>Each Couinaud's segment is drained by a tributary of hepatic vein in the periphery</w:t>
+        <w:t xml:space="preserve">Each </w:t>
+      </w:r>
+      <w:proofErr w:type="spellStart"/>
+      <w:r>
+        <w:t>Couinaud's</w:t>
+      </w:r>
+      <w:proofErr w:type="spellEnd"/>
+      <w:r>
+        <w:t xml:space="preserve"> segment has its own branch of portal vein, hepatic artery and bile duct in the </w:t>
+      </w:r>
+      <w:proofErr w:type="spellStart"/>
+      <w:r>
+        <w:t>center</w:t>
+      </w:r>
+      <w:proofErr w:type="spellEnd"/>
+      <w:r>
+        <w:t>. </w:t>
+      </w:r>
+    </w:p>
+    <w:p>
+      <w:r>
+        <w:t>[TIP]</w:t>
+      </w:r>
+      <w:r>
+        <w:t xml:space="preserve">Each </w:t>
+      </w:r>
+      <w:proofErr w:type="spellStart"/>
+      <w:r>
+        <w:t>Couinaud's</w:t>
+      </w:r>
+      <w:proofErr w:type="spellEnd"/>
+      <w:r>
+        <w:t xml:space="preserve"> segment is drained by a tributary of hepatic vein in the periphery</w:t>
       </w:r>
     </w:p>
     <w:p>
@@ -430,7 +563,15 @@
     </w:p>
     <w:p>
       <w:r>
-        <w:t>Segment 1  - located posteriorly. Caudate lobe is segment 1</w:t>
+        <w:t xml:space="preserve">Segment </w:t>
+      </w:r>
+      <w:proofErr w:type="gramStart"/>
+      <w:r>
+        <w:t>1  -</w:t>
+      </w:r>
+      <w:proofErr w:type="gramEnd"/>
+      <w:r>
+        <w:t xml:space="preserve"> located posteriorly. Caudate lobe is segment 1</w:t>
       </w:r>
     </w:p>
     <w:p>
@@ -470,12 +611,21 @@
     </w:p>
     <w:p>
       <w:r>
-        <w:t xml:space="preserve">Segment 1 to 4 supplied by left branch of hepatic artery, left tributary of hepatic vein and drained by left haptic dut </w:t>
-      </w:r>
-    </w:p>
-    <w:p>
-      <w:r>
-        <w:t>Segment 5 to 8 supplied by right branch of hepatic artery, right tributary of hepatic vein and drained by right haptic dut</w:t>
+        <w:t>Segment 1 to 4 supplied by left branch of hepatic artery, left tributary of hepatic vein and drained by left haptic du</w:t>
+      </w:r>
+      <w:r>
+        <w:t>ct</w:t>
+      </w:r>
+      <w:r>
+        <w:t xml:space="preserve"> </w:t>
+      </w:r>
+    </w:p>
+    <w:p>
+      <w:r>
+        <w:t>Segment 5 to 8 supplied by right branch of hepatic artery, right tributary of hepatic vein and drained by right haptic du</w:t>
+      </w:r>
+      <w:r>
+        <w:t>ct</w:t>
       </w:r>
     </w:p>
     <w:p>
@@ -502,6 +652,9 @@
       </w:r>
     </w:p>
     <w:p>
+      <w:r>
+        <w:t>[CLINICAL]</w:t>
+      </w:r>
       <w:r>
         <w:t>On deep inspiration - Inferior border is felt during per abdominal examination</w:t>
       </w:r>
@@ -531,6 +684,7 @@
         </w:numPr>
       </w:pPr>
       <w:r>
+        <w:lastRenderedPageBreak/>
         <w:t>Indistinct subdivisions - Superior, anterior, right lateral and posterior surfaces</w:t>
       </w:r>
     </w:p>
@@ -564,7 +718,6 @@
         </w:numPr>
       </w:pPr>
       <w:r>
-        <w:lastRenderedPageBreak/>
         <w:t>Attachment of coronary ligaments, right and left triangular ligament and falciform ligament</w:t>
       </w:r>
     </w:p>
@@ -675,7 +828,15 @@
         </w:numPr>
       </w:pPr>
       <w:r>
-        <w:t xml:space="preserve">Junction of first and second part of duadenum </w:t>
+        <w:t xml:space="preserve">Junction of first and second part of </w:t>
+      </w:r>
+      <w:proofErr w:type="spellStart"/>
+      <w:r>
+        <w:t>duadenum</w:t>
+      </w:r>
+      <w:proofErr w:type="spellEnd"/>
+      <w:r>
+        <w:t xml:space="preserve"> </w:t>
       </w:r>
     </w:p>
     <w:p>
@@ -686,7 +847,15 @@
         </w:numPr>
       </w:pPr>
       <w:r>
-        <w:t>Right kidney (hepatorenal pouch of Morison) and Right suprarenal gland</w:t>
+        <w:t xml:space="preserve">Right kidney (hepatorenal pouch of Morison) and </w:t>
+      </w:r>
+      <w:proofErr w:type="gramStart"/>
+      <w:r>
+        <w:t>Right</w:t>
+      </w:r>
+      <w:proofErr w:type="gramEnd"/>
+      <w:r>
+        <w:t xml:space="preserve"> suprarenal gland</w:t>
       </w:r>
     </w:p>
     <w:p>
@@ -724,8 +893,13 @@
         </w:numPr>
       </w:pPr>
       <w:r>
-        <w:t>Left lobe - related to abdominal esophagus</w:t>
-      </w:r>
+        <w:t xml:space="preserve">Left lobe - related to abdominal </w:t>
+      </w:r>
+      <w:proofErr w:type="spellStart"/>
+      <w:r>
+        <w:t>esophagus</w:t>
+      </w:r>
+      <w:proofErr w:type="spellEnd"/>
     </w:p>
     <w:p>
       <w:r>
@@ -762,7 +936,43 @@
         </w:numPr>
       </w:pPr>
       <w:r>
-        <w:t>Right lateral surface - Upper part related to lung and pleura, middle part to costodiaphragmatic recess (only to pleura)</w:t>
+        <w:t xml:space="preserve">Right lateral surface - Upper part related to lung and pleura, middle part to </w:t>
+      </w:r>
+      <w:proofErr w:type="spellStart"/>
+      <w:r>
+        <w:t>costodiaphragmatic</w:t>
+      </w:r>
+      <w:proofErr w:type="spellEnd"/>
+      <w:r>
+        <w:t xml:space="preserve"> recess (only to pleura)</w:t>
+      </w:r>
+    </w:p>
+    <w:p>
+      <w:r>
+        <w:t xml:space="preserve">[TIP] </w:t>
+      </w:r>
+      <w:r>
+        <w:t>Liver biopsy</w:t>
+      </w:r>
+      <w:r>
+        <w:t xml:space="preserve">: </w:t>
+      </w:r>
+      <w:r>
+        <w:t>Needle is inserted into the mid-axillary line in 9th or 10th intercostal space</w:t>
+      </w:r>
+    </w:p>
+    <w:p>
+      <w:r>
+        <w:t>[HTML]</w:t>
+      </w:r>
+      <w:r>
+        <w:t xml:space="preserve"> </w:t>
+      </w:r>
+      <w:r>
+        <w:t>inferior%20surface%20of%20liver%20relations.html</w:t>
+      </w:r>
+      <w:r>
+        <w:t>[/HTML]</w:t>
       </w:r>
     </w:p>
     <w:p>
@@ -770,24 +980,7 @@
         <w:pStyle w:val="Heading2"/>
       </w:pPr>
       <w:r>
-        <w:t>Liver biopsy</w:t>
-      </w:r>
-    </w:p>
-    <w:p>
-      <w:r>
-        <w:t xml:space="preserve">Needle is inserted into the mid-axillary line in </w:t>
-      </w:r>
-    </w:p>
-    <w:p>
-      <w:r>
-        <w:t>9th or 10th intercostal space</w:t>
-      </w:r>
-    </w:p>
-    <w:p>
-      <w:pPr>
-        <w:pStyle w:val="Heading2"/>
-      </w:pPr>
-      <w:r>
+        <w:lastRenderedPageBreak/>
         <w:t>Blood supply</w:t>
       </w:r>
     </w:p>
@@ -804,7 +997,6 @@
         </w:numPr>
       </w:pPr>
       <w:r>
-        <w:lastRenderedPageBreak/>
         <w:t>Arterial blood from hepatic artery (20%)</w:t>
       </w:r>
     </w:p>
@@ -826,7 +1018,13 @@
     </w:p>
     <w:p>
       <w:r>
-        <w:t>Hepatic veins drains to inferior vena cava</w:t>
+        <w:t xml:space="preserve">Hepatic veins </w:t>
+      </w:r>
+      <w:r>
+        <w:t>drain</w:t>
+      </w:r>
+      <w:r>
+        <w:t xml:space="preserve"> to inferior vena cava</w:t>
       </w:r>
     </w:p>
     <w:p/>
@@ -869,7 +1067,15 @@
         <w:t xml:space="preserve">ductus venosus </w:t>
       </w:r>
       <w:r>
-        <w:t>of the fetal circulation</w:t>
+        <w:t xml:space="preserve">of the </w:t>
+      </w:r>
+      <w:proofErr w:type="spellStart"/>
+      <w:r>
+        <w:t>fetal</w:t>
+      </w:r>
+      <w:proofErr w:type="spellEnd"/>
+      <w:r>
+        <w:t xml:space="preserve"> circulation</w:t>
       </w:r>
     </w:p>
     <w:p>
@@ -936,7 +1142,15 @@
         </w:numPr>
       </w:pPr>
       <w:r>
-        <w:t>Infection and tumors can spread (outside the liver) faster through this surface</w:t>
+        <w:t xml:space="preserve">Infection and </w:t>
+      </w:r>
+      <w:proofErr w:type="spellStart"/>
+      <w:r>
+        <w:t>tumors</w:t>
+      </w:r>
+      <w:proofErr w:type="spellEnd"/>
+      <w:r>
+        <w:t xml:space="preserve"> can spread (outside the liver) faster through this surface</w:t>
       </w:r>
     </w:p>
     <w:p>
@@ -959,12 +1173,9 @@
       </w:r>
     </w:p>
     <w:p>
-      <w:pPr>
-        <w:numPr>
-          <w:ilvl w:val="0"/>
-          <w:numId w:val="12"/>
-        </w:numPr>
-      </w:pPr>
+      <w:r>
+        <w:t>[TIP]</w:t>
+      </w:r>
       <w:r>
         <w:t>Most dependent portion of the peritoneum in the upper abdomen in supine position</w:t>
       </w:r>
@@ -1007,7 +1218,14 @@
         </w:numPr>
       </w:pPr>
       <w:r>
-        <w:t>Enlarged liver is confirmed by liver span (purcussion finding)</w:t>
+        <w:lastRenderedPageBreak/>
+        <w:t>Enlarged liver is confirmed by liver span (</w:t>
+      </w:r>
+      <w:r>
+        <w:t>percussion</w:t>
+      </w:r>
+      <w:r>
+        <w:t xml:space="preserve"> finding)</w:t>
       </w:r>
     </w:p>
     <w:p>
@@ -1018,9 +1236,447 @@
         </w:numPr>
       </w:pPr>
       <w:r>
-        <w:t>Liver biospy is done along mid-axillary line in 9th or 10th intercostal space</w:t>
-      </w:r>
-    </w:p>
+        <w:t xml:space="preserve">Liver </w:t>
+      </w:r>
+      <w:r>
+        <w:t>biopsy</w:t>
+      </w:r>
+      <w:r>
+        <w:t xml:space="preserve"> is done along mid-axillary line in 9th or 10th intercostal space</w:t>
+      </w:r>
+    </w:p>
+    <w:p>
+      <w:r>
+        <w:t>___MCQ_START___</w:t>
+      </w:r>
+    </w:p>
+    <w:p>
+      <w:r>
+        <w:t xml:space="preserve">Q1. </w:t>
+      </w:r>
+      <w:r>
+        <w:t>The liver is functionally divided into right and left lobes by:</w:t>
+      </w:r>
+    </w:p>
+    <w:p>
+      <w:r>
+        <w:t>A. Falciform ligament</w:t>
+      </w:r>
+      <w:r>
+        <w:br/>
+        <w:t>B. Ligamentum teres</w:t>
+      </w:r>
+      <w:r>
+        <w:br/>
+        <w:t>C. Cantlie line (</w:t>
+      </w:r>
+      <w:proofErr w:type="spellStart"/>
+      <w:r>
+        <w:t>cystocaval</w:t>
+      </w:r>
+      <w:proofErr w:type="spellEnd"/>
+      <w:r>
+        <w:t xml:space="preserve"> </w:t>
+      </w:r>
+      <w:proofErr w:type="gramStart"/>
+      <w:r>
+        <w:t>line)</w:t>
+      </w:r>
+      <w:r>
+        <w:t>[</w:t>
+      </w:r>
+      <w:proofErr w:type="gramEnd"/>
+      <w:r>
+        <w:t>CORRECT]</w:t>
+      </w:r>
+      <w:r>
+        <w:br/>
+        <w:t>D. Ligamentum venosum</w:t>
+      </w:r>
+    </w:p>
+    <w:p>
+      <w:r>
+        <w:t>___</w:t>
+      </w:r>
+    </w:p>
+    <w:p/>
+    <w:p>
+      <w:r>
+        <w:t xml:space="preserve">Q2. </w:t>
+      </w:r>
+      <w:r>
+        <w:t xml:space="preserve">Which hepatic segment corresponds to the caudate lobe in </w:t>
+      </w:r>
+      <w:proofErr w:type="spellStart"/>
+      <w:r>
+        <w:t>Couinaud’s</w:t>
+      </w:r>
+      <w:proofErr w:type="spellEnd"/>
+      <w:r>
+        <w:t xml:space="preserve"> classification?</w:t>
+      </w:r>
+    </w:p>
+    <w:p>
+      <w:r>
+        <w:t>A. Segment II</w:t>
+      </w:r>
+      <w:r>
+        <w:br/>
+        <w:t>B. Segment III</w:t>
+      </w:r>
+      <w:r>
+        <w:br/>
+        <w:t xml:space="preserve">C. Segment </w:t>
+      </w:r>
+      <w:proofErr w:type="spellStart"/>
+      <w:r>
+        <w:t>IVb</w:t>
+      </w:r>
+      <w:proofErr w:type="spellEnd"/>
+      <w:r>
+        <w:br/>
+        <w:t>D. Segment I</w:t>
+      </w:r>
+      <w:r>
+        <w:t xml:space="preserve">[CORRECT] </w:t>
+      </w:r>
+      <w:r>
+        <w:br/>
+        <w:t>___</w:t>
+      </w:r>
+    </w:p>
+    <w:p>
+      <w:r>
+        <w:t xml:space="preserve">Q3. </w:t>
+      </w:r>
+      <w:r>
+        <w:t xml:space="preserve">Each </w:t>
+      </w:r>
+      <w:proofErr w:type="spellStart"/>
+      <w:r>
+        <w:t>Couinaud</w:t>
+      </w:r>
+      <w:proofErr w:type="spellEnd"/>
+      <w:r>
+        <w:t xml:space="preserve"> segment of the liver is characterized by:</w:t>
+      </w:r>
+    </w:p>
+    <w:p>
+      <w:r>
+        <w:t>A. Common bile duct drainage</w:t>
+      </w:r>
+      <w:r>
+        <w:br/>
+        <w:t>B. Shared portal vein supply</w:t>
+      </w:r>
+      <w:r>
+        <w:br/>
+        <w:t xml:space="preserve">C. Independent portal triad inflow in the </w:t>
+      </w:r>
+      <w:proofErr w:type="spellStart"/>
+      <w:r>
+        <w:t>center</w:t>
+      </w:r>
+      <w:proofErr w:type="spellEnd"/>
+      <w:r>
+        <w:t xml:space="preserve"> and hepatic vein drainage in the </w:t>
+      </w:r>
+      <w:proofErr w:type="gramStart"/>
+      <w:r>
+        <w:t>periphery</w:t>
+      </w:r>
+      <w:r>
+        <w:t>[</w:t>
+      </w:r>
+      <w:proofErr w:type="gramEnd"/>
+      <w:r>
+        <w:t>CORRECT]</w:t>
+      </w:r>
+      <w:r>
+        <w:br/>
+        <w:t>D. Absence of venous outflow</w:t>
+      </w:r>
+    </w:p>
+    <w:p>
+      <w:r>
+        <w:t>___</w:t>
+      </w:r>
+    </w:p>
+    <w:p>
+      <w:r>
+        <w:t xml:space="preserve">Q4. </w:t>
+      </w:r>
+      <w:r>
+        <w:t xml:space="preserve">The quadrate lobe corresponds to which </w:t>
+      </w:r>
+      <w:proofErr w:type="spellStart"/>
+      <w:r>
+        <w:t>Couinaud</w:t>
+      </w:r>
+      <w:proofErr w:type="spellEnd"/>
+      <w:r>
+        <w:t xml:space="preserve"> </w:t>
+      </w:r>
+      <w:proofErr w:type="gramStart"/>
+      <w:r>
+        <w:t>segment?</w:t>
+      </w:r>
+      <w:proofErr w:type="gramEnd"/>
+    </w:p>
+    <w:p>
+      <w:pPr>
+        <w:spacing w:after="0" w:line="240" w:lineRule="auto"/>
+      </w:pPr>
+      <w:r>
+        <w:t>A. Segment I</w:t>
+      </w:r>
+    </w:p>
+    <w:p>
+      <w:pPr>
+        <w:spacing w:after="0" w:line="240" w:lineRule="auto"/>
+      </w:pPr>
+      <w:r>
+        <w:t>B. Segment II</w:t>
+      </w:r>
+    </w:p>
+    <w:p>
+      <w:pPr>
+        <w:spacing w:after="0" w:line="240" w:lineRule="auto"/>
+      </w:pPr>
+      <w:r>
+        <w:t xml:space="preserve">C. Segment </w:t>
+      </w:r>
+      <w:proofErr w:type="spellStart"/>
+      <w:proofErr w:type="gramStart"/>
+      <w:r>
+        <w:t>IVb</w:t>
+      </w:r>
+      <w:proofErr w:type="spellEnd"/>
+      <w:r>
+        <w:t>[</w:t>
+      </w:r>
+      <w:proofErr w:type="gramEnd"/>
+      <w:r>
+        <w:t>CORRECT]</w:t>
+      </w:r>
+    </w:p>
+    <w:p>
+      <w:pPr>
+        <w:spacing w:after="0" w:line="240" w:lineRule="auto"/>
+      </w:pPr>
+      <w:r>
+        <w:t>D. Segment V</w:t>
+      </w:r>
+    </w:p>
+    <w:p>
+      <w:r>
+        <w:t>___</w:t>
+      </w:r>
+    </w:p>
+    <w:p>
+      <w:pPr>
+        <w:spacing w:after="0" w:line="240" w:lineRule="auto"/>
+      </w:pPr>
+      <w:r>
+        <w:t xml:space="preserve">Q5. </w:t>
+      </w:r>
+      <w:r>
+        <w:t>The caudate lobe is unique because:</w:t>
+      </w:r>
+    </w:p>
+    <w:p>
+      <w:pPr>
+        <w:spacing w:after="0" w:line="240" w:lineRule="auto"/>
+      </w:pPr>
+      <w:r>
+        <w:t>A. It drains into the portal vein</w:t>
+      </w:r>
+      <w:r>
+        <w:br/>
+        <w:t>B. It is supplied only by the right hepatic artery</w:t>
+      </w:r>
+      <w:r>
+        <w:br/>
+        <w:t xml:space="preserve">C. Its venous blood drains directly into the inferior vena </w:t>
+      </w:r>
+      <w:proofErr w:type="gramStart"/>
+      <w:r>
+        <w:t>cava</w:t>
+      </w:r>
+      <w:r>
+        <w:t>[</w:t>
+      </w:r>
+      <w:proofErr w:type="gramEnd"/>
+      <w:r>
+        <w:t>CORRECT]</w:t>
+      </w:r>
+      <w:r>
+        <w:br/>
+        <w:t>D. It lacks biliary drainage</w:t>
+      </w:r>
+    </w:p>
+    <w:p>
+      <w:r>
+        <w:lastRenderedPageBreak/>
+        <w:t>___</w:t>
+      </w:r>
+    </w:p>
+    <w:p>
+      <w:pPr>
+        <w:spacing w:after="0" w:line="240" w:lineRule="auto"/>
+      </w:pPr>
+      <w:r>
+        <w:t xml:space="preserve">Q6. </w:t>
+      </w:r>
+      <w:r>
+        <w:t>The bare area of the liver is clinically important because:</w:t>
+      </w:r>
+    </w:p>
+    <w:p>
+      <w:pPr>
+        <w:spacing w:after="0" w:line="240" w:lineRule="auto"/>
+      </w:pPr>
+      <w:r>
+        <w:t>A. It is covered by peritoneum</w:t>
+      </w:r>
+      <w:r>
+        <w:br/>
+        <w:t>B. It contains the porta hepatis</w:t>
+      </w:r>
+      <w:r>
+        <w:br/>
+        <w:t xml:space="preserve">C. It allows communication with diaphragmatic veins forming portocaval </w:t>
+      </w:r>
+      <w:proofErr w:type="gramStart"/>
+      <w:r>
+        <w:t>anastomosis</w:t>
+      </w:r>
+      <w:r>
+        <w:t>[</w:t>
+      </w:r>
+      <w:proofErr w:type="gramEnd"/>
+      <w:r>
+        <w:t>CORRECT]</w:t>
+      </w:r>
+      <w:r>
+        <w:br/>
+        <w:t>D. It lies anterior to the falciform ligament</w:t>
+      </w:r>
+    </w:p>
+    <w:p>
+      <w:r>
+        <w:t>___</w:t>
+      </w:r>
+    </w:p>
+    <w:p>
+      <w:pPr>
+        <w:spacing w:after="0" w:line="240" w:lineRule="auto"/>
+      </w:pPr>
+      <w:r>
+        <w:t xml:space="preserve">Q7. </w:t>
+      </w:r>
+      <w:r>
+        <w:t>The ligamentum teres hepatis represents the remnant of the:</w:t>
+      </w:r>
+    </w:p>
+    <w:p>
+      <w:pPr>
+        <w:spacing w:after="0" w:line="240" w:lineRule="auto"/>
+      </w:pPr>
+      <w:r>
+        <w:t>A. Ductus venosus</w:t>
+      </w:r>
+      <w:r>
+        <w:br/>
+        <w:t>B. Right umbilical vein</w:t>
+      </w:r>
+      <w:r>
+        <w:br/>
+        <w:t>C. Portal vein</w:t>
+      </w:r>
+      <w:r>
+        <w:br/>
+        <w:t xml:space="preserve">D. Left umbilical </w:t>
+      </w:r>
+      <w:proofErr w:type="gramStart"/>
+      <w:r>
+        <w:t>vein</w:t>
+      </w:r>
+      <w:r>
+        <w:t>[</w:t>
+      </w:r>
+      <w:proofErr w:type="gramEnd"/>
+      <w:r>
+        <w:t>CORRECT]</w:t>
+      </w:r>
+    </w:p>
+    <w:p>
+      <w:r>
+        <w:t>___</w:t>
+      </w:r>
+    </w:p>
+    <w:p>
+      <w:pPr>
+        <w:spacing w:after="0" w:line="240" w:lineRule="auto"/>
+      </w:pPr>
+      <w:r>
+        <w:t xml:space="preserve">Q8. </w:t>
+      </w:r>
+      <w:r>
+        <w:t>The most dependent peritoneal space in the upper abdomen in a supine patient is:</w:t>
+      </w:r>
+    </w:p>
+    <w:p>
+      <w:pPr>
+        <w:spacing w:after="0" w:line="240" w:lineRule="auto"/>
+      </w:pPr>
+      <w:r>
+        <w:t>A. Lesser sac</w:t>
+      </w:r>
+      <w:r>
+        <w:br/>
+        <w:t>B. Subphrenic space</w:t>
+      </w:r>
+      <w:r>
+        <w:br/>
+        <w:t xml:space="preserve">C. Hepatorenal pouch (Morison’s </w:t>
+      </w:r>
+      <w:proofErr w:type="gramStart"/>
+      <w:r>
+        <w:t>pouch)</w:t>
+      </w:r>
+      <w:r>
+        <w:t>[</w:t>
+      </w:r>
+      <w:proofErr w:type="gramEnd"/>
+      <w:r>
+        <w:t>CORRECT]</w:t>
+      </w:r>
+      <w:r>
+        <w:br/>
+        <w:t>D. Pelvic cavity</w:t>
+      </w:r>
+    </w:p>
+    <w:p>
+      <w:pPr>
+        <w:spacing w:after="0" w:line="240" w:lineRule="auto"/>
+      </w:pPr>
+      <w:r>
+        <w:t>___MCQ_END___</w:t>
+      </w:r>
+    </w:p>
+    <w:p>
+      <w:pPr>
+        <w:spacing w:after="0" w:line="240" w:lineRule="auto"/>
+      </w:pPr>
+    </w:p>
+    <w:p>
+      <w:pPr>
+        <w:spacing w:after="0" w:line="240" w:lineRule="auto"/>
+      </w:pPr>
+    </w:p>
+    <w:p/>
+    <w:p/>
     <w:p/>
     <w:sectPr>
       <w:pgSz w:w="11906" w:h="16838"/>
@@ -3891,6 +4547,17 @@
       <w:spacing w:val="5"/>
     </w:rPr>
   </w:style>
+  <w:style w:type="paragraph" w:styleId="NormalWeb">
+    <w:name w:val="Normal (Web)"/>
+    <w:basedOn w:val="Normal"/>
+    <w:uiPriority w:val="99"/>
+    <w:semiHidden/>
+    <w:unhideWhenUsed/>
+    <w:rsid w:val="00EF0690"/>
+    <w:rPr>
+      <w:rFonts w:ascii="Times New Roman" w:hAnsi="Times New Roman" w:cs="Times New Roman"/>
+    </w:rPr>
+  </w:style>
 </w:styles>
 </file>
 

--- a/www/content/abdomen-pelvis/Liver - Functional anatomy.docx
+++ b/www/content/abdomen-pelvis/Liver - Functional anatomy.docx
@@ -153,10 +153,7 @@
         <w:t>[HTML]</w:t>
       </w:r>
       <w:r>
-        <w:t xml:space="preserve"> </w:t>
-      </w:r>
-      <w:r>
-        <w:t>lobesofliver.html</w:t>
+        <w:t xml:space="preserve"> lobesofliver.html</w:t>
       </w:r>
       <w:r>
         <w:t>[/HTML]</w:t>
@@ -329,10 +326,7 @@
         <w:t>[HTML]</w:t>
       </w:r>
       <w:r>
-        <w:t xml:space="preserve"> </w:t>
-      </w:r>
-      <w:r>
-        <w:t>lobesofliver2.html</w:t>
+        <w:t xml:space="preserve"> lobesofliver2.html</w:t>
       </w:r>
       <w:r>
         <w:t>[/HTML]</w:t>
@@ -492,135 +486,138 @@
         <w:t>[HTML]</w:t>
       </w:r>
       <w:r>
+        <w:t xml:space="preserve"> Couinaudslobes.html</w:t>
+      </w:r>
+      <w:r>
+        <w:t>[/HTML]</w:t>
+      </w:r>
+    </w:p>
+    <w:p>
+      <w:pPr>
+        <w:pStyle w:val="Heading2"/>
+      </w:pPr>
+      <w:proofErr w:type="spellStart"/>
+      <w:r>
+        <w:t>Couinaud's</w:t>
+      </w:r>
+      <w:proofErr w:type="spellEnd"/>
+      <w:r>
+        <w:t xml:space="preserve"> classification</w:t>
+      </w:r>
+    </w:p>
+    <w:p>
+      <w:r>
+        <w:t>Division of liver into 8 segments based on vascular inflow, outflow and bile drainage</w:t>
+      </w:r>
+    </w:p>
+    <w:p>
+      <w:r>
+        <w:t xml:space="preserve">Each </w:t>
+      </w:r>
+      <w:proofErr w:type="spellStart"/>
+      <w:r>
+        <w:t>Couinaud's</w:t>
+      </w:r>
+      <w:proofErr w:type="spellEnd"/>
+      <w:r>
+        <w:t xml:space="preserve"> segment has its own branch of portal vein, hepatic artery and bile duct in the </w:t>
+      </w:r>
+      <w:proofErr w:type="spellStart"/>
+      <w:r>
+        <w:t>center</w:t>
+      </w:r>
+      <w:proofErr w:type="spellEnd"/>
+      <w:r>
+        <w:t>. </w:t>
+      </w:r>
+    </w:p>
+    <w:p>
+      <w:r>
+        <w:t>[TIP]</w:t>
+      </w:r>
+      <w:r>
+        <w:t xml:space="preserve">Each </w:t>
+      </w:r>
+      <w:proofErr w:type="spellStart"/>
+      <w:r>
+        <w:t>Couinaud's</w:t>
+      </w:r>
+      <w:proofErr w:type="spellEnd"/>
+      <w:r>
+        <w:t xml:space="preserve"> segment is drained by a tributary of hepatic vein in the periphery</w:t>
+      </w:r>
+    </w:p>
+    <w:p>
+      <w:r>
+        <w:t xml:space="preserve">Numbering of the segments is in clockwise manner </w:t>
+      </w:r>
+    </w:p>
+    <w:p>
+      <w:r>
+        <w:t xml:space="preserve">Segment </w:t>
+      </w:r>
+      <w:proofErr w:type="gramStart"/>
+      <w:r>
+        <w:t>1  -</w:t>
+      </w:r>
+      <w:proofErr w:type="gramEnd"/>
+      <w:r>
+        <w:t xml:space="preserve"> located posteriorly. Caudate lobe is segment 1</w:t>
+      </w:r>
+    </w:p>
+    <w:p>
+      <w:r>
+        <w:t xml:space="preserve">Segment 2 - in the upper part of left lobe </w:t>
+      </w:r>
+    </w:p>
+    <w:p>
+      <w:r>
+        <w:t>Segment 3 - in lower part of left lobe</w:t>
+      </w:r>
+    </w:p>
+    <w:p>
+      <w:r>
+        <w:t>Segment 4 - On the left of middle hepatic vein (in anatomical right lobe; physiological left lobe)</w:t>
+      </w:r>
+    </w:p>
+    <w:p>
+      <w:r>
+        <w:t>Segment 5 - in lower part of right lobe (anterior aspect)</w:t>
+      </w:r>
+    </w:p>
+    <w:p>
+      <w:r>
+        <w:t>Segment 6 - in lower part of right lobe (posterior aspect)</w:t>
+      </w:r>
+    </w:p>
+    <w:p>
+      <w:r>
+        <w:t>Segment 7 - in upper part of right lobe (posterior aspect)</w:t>
+      </w:r>
+    </w:p>
+    <w:p>
+      <w:r>
+        <w:t>Segment 8 - in upper part of right lobe (anterior aspect)</w:t>
+      </w:r>
+    </w:p>
+    <w:p>
+      <w:r>
+        <w:t>[TIP]</w:t>
+      </w:r>
+      <w:r>
+        <w:t>Segment 1 to 4 supplied by left branch of hepatic artery, left tributary of hepatic vein and drained by left haptic du</w:t>
+      </w:r>
+      <w:r>
+        <w:t>ct</w:t>
+      </w:r>
+      <w:r>
         <w:t xml:space="preserve"> </w:t>
       </w:r>
-      <w:r>
-        <w:t>Couinaudslobes.html</w:t>
-      </w:r>
-      <w:r>
-        <w:t>[/HTML]</w:t>
-      </w:r>
-    </w:p>
-    <w:p>
-      <w:pPr>
-        <w:pStyle w:val="Heading2"/>
-      </w:pPr>
-      <w:proofErr w:type="spellStart"/>
-      <w:r>
-        <w:t>Couinaud's</w:t>
-      </w:r>
-      <w:proofErr w:type="spellEnd"/>
-      <w:r>
-        <w:t xml:space="preserve"> classification</w:t>
-      </w:r>
-    </w:p>
-    <w:p>
-      <w:r>
-        <w:t>Division of liver into 8 segments based on vascular inflow, outflow and bile drainage</w:t>
-      </w:r>
-    </w:p>
-    <w:p>
-      <w:r>
-        <w:t xml:space="preserve">Each </w:t>
-      </w:r>
-      <w:proofErr w:type="spellStart"/>
-      <w:r>
-        <w:t>Couinaud's</w:t>
-      </w:r>
-      <w:proofErr w:type="spellEnd"/>
-      <w:r>
-        <w:t xml:space="preserve"> segment has its own branch of portal vein, hepatic artery and bile duct in the </w:t>
-      </w:r>
-      <w:proofErr w:type="spellStart"/>
-      <w:r>
-        <w:t>center</w:t>
-      </w:r>
-      <w:proofErr w:type="spellEnd"/>
-      <w:r>
-        <w:t>. </w:t>
-      </w:r>
     </w:p>
     <w:p>
       <w:r>
         <w:t>[TIP]</w:t>
       </w:r>
-      <w:r>
-        <w:t xml:space="preserve">Each </w:t>
-      </w:r>
-      <w:proofErr w:type="spellStart"/>
-      <w:r>
-        <w:t>Couinaud's</w:t>
-      </w:r>
-      <w:proofErr w:type="spellEnd"/>
-      <w:r>
-        <w:t xml:space="preserve"> segment is drained by a tributary of hepatic vein in the periphery</w:t>
-      </w:r>
-    </w:p>
-    <w:p>
-      <w:r>
-        <w:t xml:space="preserve">Numbering of the segments is in clockwise manner </w:t>
-      </w:r>
-    </w:p>
-    <w:p>
-      <w:r>
-        <w:t xml:space="preserve">Segment </w:t>
-      </w:r>
-      <w:proofErr w:type="gramStart"/>
-      <w:r>
-        <w:t>1  -</w:t>
-      </w:r>
-      <w:proofErr w:type="gramEnd"/>
-      <w:r>
-        <w:t xml:space="preserve"> located posteriorly. Caudate lobe is segment 1</w:t>
-      </w:r>
-    </w:p>
-    <w:p>
-      <w:r>
-        <w:t xml:space="preserve">Segment 2 - in the upper part of left lobe </w:t>
-      </w:r>
-    </w:p>
-    <w:p>
-      <w:r>
-        <w:t>Segment 3 - in lower part of left lobe</w:t>
-      </w:r>
-    </w:p>
-    <w:p>
-      <w:r>
-        <w:t>Segment 4 - On the left of middle hepatic vein (in anatomical right lobe; physiological left lobe)</w:t>
-      </w:r>
-    </w:p>
-    <w:p>
-      <w:r>
-        <w:t>Segment 5 - in lower part of right lobe (anterior aspect)</w:t>
-      </w:r>
-    </w:p>
-    <w:p>
-      <w:r>
-        <w:t>Segment 6 - in lower part of right lobe (posterior aspect)</w:t>
-      </w:r>
-    </w:p>
-    <w:p>
-      <w:r>
-        <w:t>Segment 7 - in upper part of right lobe (posterior aspect)</w:t>
-      </w:r>
-    </w:p>
-    <w:p>
-      <w:r>
-        <w:t>Segment 8 - in upper part of right lobe (anterior aspect)</w:t>
-      </w:r>
-    </w:p>
-    <w:p>
-      <w:r>
-        <w:t>Segment 1 to 4 supplied by left branch of hepatic artery, left tributary of hepatic vein and drained by left haptic du</w:t>
-      </w:r>
-      <w:r>
-        <w:t>ct</w:t>
-      </w:r>
-      <w:r>
-        <w:t xml:space="preserve"> </w:t>
-      </w:r>
-    </w:p>
-    <w:p>
       <w:r>
         <w:t>Segment 5 to 8 supplied by right branch of hepatic artery, right tributary of hepatic vein and drained by right haptic du</w:t>
       </w:r>
@@ -828,15 +825,13 @@
         </w:numPr>
       </w:pPr>
       <w:r>
-        <w:t xml:space="preserve">Junction of first and second part of </w:t>
-      </w:r>
-      <w:proofErr w:type="spellStart"/>
-      <w:r>
-        <w:t>duadenum</w:t>
-      </w:r>
-      <w:proofErr w:type="spellEnd"/>
-      <w:r>
-        <w:t xml:space="preserve"> </w:t>
+        <w:t>Junction of first and second part of du</w:t>
+      </w:r>
+      <w:r>
+        <w:t>o</w:t>
+      </w:r>
+      <w:r>
+        <w:t xml:space="preserve">denum </w:t>
       </w:r>
     </w:p>
     <w:p>
@@ -849,11 +844,9 @@
       <w:r>
         <w:t xml:space="preserve">Right kidney (hepatorenal pouch of Morison) and </w:t>
       </w:r>
-      <w:proofErr w:type="gramStart"/>
-      <w:r>
-        <w:t>Right</w:t>
-      </w:r>
-      <w:proofErr w:type="gramEnd"/>
+      <w:r>
+        <w:t>right</w:t>
+      </w:r>
       <w:r>
         <w:t xml:space="preserve"> suprarenal gland</w:t>
       </w:r>
@@ -969,7 +962,10 @@
         <w:t xml:space="preserve"> </w:t>
       </w:r>
       <w:r>
-        <w:t>inferior%20surface%20of%20liver%20relations.html</w:t>
+        <w:t>inferior surface of liver relations</w:t>
+      </w:r>
+      <w:r>
+        <w:t>.html</w:t>
       </w:r>
       <w:r>
         <w:t>[/HTML]</w:t>
@@ -1299,7 +1295,6 @@
         <w:t>___</w:t>
       </w:r>
     </w:p>
-    <w:p/>
     <w:p>
       <w:r>
         <w:t xml:space="preserve">Q2. </w:t>
@@ -1404,10 +1399,7 @@
     </w:p>
     <w:p>
       <w:r>
-        <w:t xml:space="preserve">Q4. </w:t>
-      </w:r>
-      <w:r>
-        <w:t xml:space="preserve">The quadrate lobe corresponds to which </w:t>
+        <w:t xml:space="preserve">Q4. The quadrate lobe corresponds to which </w:t>
       </w:r>
       <w:proofErr w:type="spellStart"/>
       <w:r>
@@ -1517,15 +1509,15 @@
     </w:p>
     <w:p>
       <w:r>
+        <w:t>___</w:t>
+      </w:r>
+    </w:p>
+    <w:p>
+      <w:pPr>
+        <w:spacing w:after="0" w:line="240" w:lineRule="auto"/>
+      </w:pPr>
+      <w:r>
         <w:lastRenderedPageBreak/>
-        <w:t>___</w:t>
-      </w:r>
-    </w:p>
-    <w:p>
-      <w:pPr>
-        <w:spacing w:after="0" w:line="240" w:lineRule="auto"/>
-      </w:pPr>
-      <w:r>
         <w:t xml:space="preserve">Q6. </w:t>
       </w:r>
       <w:r>
@@ -4235,6 +4227,7 @@
   <w:style w:type="character" w:default="1" w:styleId="DefaultParagraphFont">
     <w:name w:val="Default Paragraph Font"/>
     <w:uiPriority w:val="1"/>
+    <w:semiHidden/>
     <w:unhideWhenUsed/>
   </w:style>
   <w:style w:type="table" w:default="1" w:styleId="TableNormal">
